--- a/transcribed_focus_groups/brasil_grupo_2_28-06-2024.docx
+++ b/transcribed_focus_groups/brasil_grupo_2_28-06-2024.docx
@@ -10879,7 +10879,7 @@
           <w:highlight w:val="magenta"/>
           <w:lang w:val="es-MX"/>
         </w:rPr>
-        <w:t>Souza (1:11)</w:t>
+        <w:t>Souza</w:t>
       </w:r>
     </w:p>
     <w:p>
